--- a/Coding 1 - year/Unit 2 - Variables, Data Types & Expressions/Daily Lesson Plans/Word/Day 38.docx
+++ b/Coding 1 - year/Unit 2 - Variables, Data Types & Expressions/Daily Lesson Plans/Word/Day 38.docx
@@ -50,12 +50,15 @@
               </w:rPr>
               <w:t xml:space="preserve">Coding I — Full Year</w:t>
             </w:r>
-          </w:p>
-          <w:p>
-            <w:pPr>
-              <w:spacing w:before="40"/>
-              <w:jc w:val="center"/>
-            </w:pPr>
+            <w:r>
+              <w:rPr>
+                <w:rFonts w:ascii="Arial" w:cs="Arial" w:eastAsia="Arial" w:hAnsi="Arial"/>
+                <w:sz w:val="16"/>
+                <w:szCs w:val="16"/>
+              </w:rPr>
+              <w:br/>
+              <w:t xml:space="preserve"/>
+            </w:r>
             <w:r>
               <w:rPr>
                 <w:rFonts w:ascii="Arial" w:cs="Arial" w:eastAsia="Arial" w:hAnsi="Arial"/>
@@ -83,7 +86,7 @@
           <w:rFonts w:ascii="Arial" w:cs="Arial" w:eastAsia="Arial" w:hAnsi="Arial"/>
           <w:b/>
           <w:bCs/>
-          <w:color w:val="1F3864"/>
+          <w:color w:val="2B5797"/>
           <w:sz w:val="32"/>
           <w:szCs w:val="32"/>
         </w:rPr>
@@ -261,9 +264,9 @@
               <w:right w:val="single" w:color="CCCCCC" w:sz="1"/>
             </w:tcBorders>
             <w:tcMar>
-              <w:top w:type="dxa" w:w="60"/>
+              <w:top w:type="dxa" w:w="80"/>
               <w:left w:type="dxa" w:w="120"/>
-              <w:bottom w:type="dxa" w:w="60"/>
+              <w:bottom w:type="dxa" w:w="80"/>
               <w:right w:type="dxa" w:w="120"/>
             </w:tcMar>
           </w:tcPr>
@@ -290,20 +293,213 @@
               <w:right w:val="single" w:color="CCCCCC" w:sz="1"/>
             </w:tcBorders>
             <w:tcMar>
-              <w:top w:type="dxa" w:w="60"/>
+              <w:top w:type="dxa" w:w="80"/>
               <w:left w:type="dxa" w:w="120"/>
-              <w:bottom w:type="dxa" w:w="60"/>
+              <w:bottom w:type="dxa" w:w="80"/>
               <w:right w:type="dxa" w:w="120"/>
             </w:tcMar>
           </w:tcPr>
           <w:p>
-            <w:r>
-              <w:rPr>
-                <w:rFonts w:ascii="Arial" w:cs="Arial" w:eastAsia="Arial" w:hAnsi="Arial"/>
-                <w:sz w:val="20"/>
-                <w:szCs w:val="20"/>
+            <w:pPr>
+              <w:spacing w:after="80" w:before="80"/>
+            </w:pPr>
+            <w:r>
+              <w:rPr>
+                <w:rFonts w:ascii="Arial" w:cs="Arial" w:eastAsia="Arial" w:hAnsi="Arial"/>
+                <w:b/>
+                <w:bCs/>
+                <w:i w:val="false"/>
+                <w:iCs w:val="false"/>
+                <w:color w:val="000000"/>
+                <w:sz w:val="22"/>
+                <w:szCs w:val="22"/>
               </w:rPr>
               <w:t xml:space="preserve">Bell Ringer / Review</w:t>
+            </w:r>
+            <w:r>
+              <w:rPr>
+                <w:rFonts w:ascii="Arial" w:cs="Arial" w:eastAsia="Arial" w:hAnsi="Arial"/>
+                <w:sz w:val="20"/>
+                <w:szCs w:val="20"/>
+              </w:rPr>
+              <w:br/>
+              <w:t xml:space="preserve"/>
+            </w:r>
+            <w:r>
+              <w:rPr>
+                <w:rFonts w:ascii="Arial" w:cs="Arial" w:eastAsia="Arial" w:hAnsi="Arial"/>
+                <w:sz w:val="20"/>
+                <w:szCs w:val="20"/>
+              </w:rPr>
+              <w:br/>
+              <w:t xml:space="preserve"/>
+            </w:r>
+            <w:r>
+              <w:rPr>
+                <w:rFonts w:ascii="Arial" w:cs="Arial" w:eastAsia="Arial" w:hAnsi="Arial"/>
+                <w:b/>
+                <w:bCs/>
+                <w:i w:val="false"/>
+                <w:iCs w:val="false"/>
+                <w:color w:val="000000"/>
+                <w:sz w:val="20"/>
+                <w:szCs w:val="20"/>
+              </w:rPr>
+              <w:t xml:space="preserve">Quick Write </w:t>
+            </w:r>
+            <w:r>
+              <w:rPr>
+                <w:rFonts w:ascii="Arial" w:cs="Arial" w:eastAsia="Arial" w:hAnsi="Arial"/>
+                <w:b w:val="false"/>
+                <w:bCs w:val="false"/>
+                <w:i w:val="false"/>
+                <w:iCs w:val="false"/>
+                <w:color w:val="000000"/>
+                <w:sz w:val="20"/>
+                <w:szCs w:val="20"/>
+              </w:rPr>
+              <w:t xml:space="preserve">(3 min — written or verbal):</w:t>
+            </w:r>
+            <w:r>
+              <w:rPr>
+                <w:rFonts w:ascii="Arial" w:cs="Arial" w:eastAsia="Arial" w:hAnsi="Arial"/>
+                <w:sz w:val="20"/>
+                <w:szCs w:val="20"/>
+              </w:rPr>
+              <w:br/>
+              <w:t xml:space="preserve"/>
+            </w:r>
+            <w:r>
+              <w:rPr>
+                <w:rFonts w:ascii="Arial" w:cs="Arial" w:eastAsia="Arial" w:hAnsi="Arial"/>
+                <w:b w:val="false"/>
+                <w:bCs w:val="false"/>
+                <w:i w:val="false"/>
+                <w:iCs w:val="false"/>
+                <w:color w:val="000000"/>
+                <w:sz w:val="20"/>
+                <w:szCs w:val="20"/>
+              </w:rPr>
+              <w:t xml:space="preserve">    In your own words: Handle monetary calculations accurately with proper rounding and professional formatting?</w:t>
+            </w:r>
+            <w:r>
+              <w:rPr>
+                <w:rFonts w:ascii="Arial" w:cs="Arial" w:eastAsia="Arial" w:hAnsi="Arial"/>
+                <w:sz w:val="20"/>
+                <w:szCs w:val="20"/>
+              </w:rPr>
+              <w:br/>
+              <w:t xml:space="preserve"/>
+            </w:r>
+            <w:r>
+              <w:rPr>
+                <w:rFonts w:ascii="Arial" w:cs="Arial" w:eastAsia="Arial" w:hAnsi="Arial"/>
+                <w:sz w:val="20"/>
+                <w:szCs w:val="20"/>
+              </w:rPr>
+              <w:br/>
+              <w:t xml:space="preserve"/>
+            </w:r>
+            <w:r>
+              <w:rPr>
+                <w:rFonts w:ascii="Arial" w:cs="Arial" w:eastAsia="Arial" w:hAnsi="Arial"/>
+                <w:b/>
+                <w:bCs/>
+                <w:i w:val="false"/>
+                <w:iCs w:val="false"/>
+                <w:color w:val="000000"/>
+                <w:sz w:val="20"/>
+                <w:szCs w:val="20"/>
+              </w:rPr>
+              <w:t xml:space="preserve">Vocabulary Preview — </w:t>
+            </w:r>
+            <w:r>
+              <w:rPr>
+                <w:rFonts w:ascii="Arial" w:cs="Arial" w:eastAsia="Arial" w:hAnsi="Arial"/>
+                <w:b w:val="false"/>
+                <w:bCs w:val="false"/>
+                <w:i w:val="false"/>
+                <w:iCs w:val="false"/>
+                <w:color w:val="000000"/>
+                <w:sz w:val="20"/>
+                <w:szCs w:val="20"/>
+              </w:rPr>
+              <w:t xml:space="preserve">terms we'll use today:</w:t>
+            </w:r>
+            <w:r>
+              <w:rPr>
+                <w:rFonts w:ascii="Arial" w:cs="Arial" w:eastAsia="Arial" w:hAnsi="Arial"/>
+                <w:sz w:val="20"/>
+                <w:szCs w:val="20"/>
+              </w:rPr>
+              <w:br/>
+              <w:t xml:space="preserve"/>
+            </w:r>
+            <w:r>
+              <w:rPr>
+                <w:rFonts w:ascii="Arial" w:cs="Arial" w:eastAsia="Arial" w:hAnsi="Arial"/>
+                <w:b w:val="false"/>
+                <w:bCs w:val="false"/>
+                <w:i w:val="false"/>
+                <w:iCs w:val="false"/>
+                <w:color w:val="000000"/>
+                <w:sz w:val="20"/>
+                <w:szCs w:val="20"/>
+              </w:rPr>
+              <w:t xml:space="preserve">    • Money and floating-point precision   •   Rounding for money   •   Professional currency formatting   •   Currency calculations pattern   •   Sales tax and discounts</w:t>
+            </w:r>
+            <w:r>
+              <w:rPr>
+                <w:rFonts w:ascii="Arial" w:cs="Arial" w:eastAsia="Arial" w:hAnsi="Arial"/>
+                <w:sz w:val="20"/>
+                <w:szCs w:val="20"/>
+              </w:rPr>
+              <w:br/>
+              <w:t xml:space="preserve"/>
+            </w:r>
+            <w:r>
+              <w:rPr>
+                <w:rFonts w:ascii="Arial" w:cs="Arial" w:eastAsia="Arial" w:hAnsi="Arial"/>
+                <w:sz w:val="20"/>
+                <w:szCs w:val="20"/>
+              </w:rPr>
+              <w:br/>
+              <w:t xml:space="preserve"/>
+            </w:r>
+            <w:r>
+              <w:rPr>
+                <w:rFonts w:ascii="Arial" w:cs="Arial" w:eastAsia="Arial" w:hAnsi="Arial"/>
+                <w:b w:val="false"/>
+                <w:bCs w:val="false"/>
+                <w:i/>
+                <w:iCs/>
+                <w:color w:val="444444"/>
+                <w:sz w:val="20"/>
+                <w:szCs w:val="20"/>
+              </w:rPr>
+              <w:t xml:space="preserve">Today's Goal: By the end of class you will be able to handle monetary calculations accurately with proper rounding and professional formatting.</w:t>
+            </w:r>
+            <w:r>
+              <w:rPr>
+                <w:rFonts w:ascii="Arial" w:cs="Arial" w:eastAsia="Arial" w:hAnsi="Arial"/>
+                <w:sz w:val="20"/>
+                <w:szCs w:val="20"/>
+              </w:rPr>
+              <w:br/>
+              <w:t xml:space="preserve"/>
+            </w:r>
+            <w:r>
+              <w:rPr>
+                <w:rFonts w:ascii="Arial" w:cs="Arial" w:eastAsia="Arial" w:hAnsi="Arial"/>
+                <w:b w:val="false"/>
+                <w:bCs w:val="false"/>
+                <w:i/>
+                <w:iCs/>
+                <w:color w:val="555555"/>
+                <w:sz w:val="20"/>
+                <w:szCs w:val="20"/>
+              </w:rPr>
+              <w:t xml:space="preserve">→ Pair-share your response, then 2–3 students share with the class.</w:t>
             </w:r>
           </w:p>
         </w:tc>
@@ -319,9 +515,9 @@
               <w:right w:val="single" w:color="CCCCCC" w:sz="1"/>
             </w:tcBorders>
             <w:tcMar>
-              <w:top w:type="dxa" w:w="60"/>
+              <w:top w:type="dxa" w:w="80"/>
               <w:left w:type="dxa" w:w="120"/>
-              <w:bottom w:type="dxa" w:w="60"/>
+              <w:bottom w:type="dxa" w:w="80"/>
               <w:right w:type="dxa" w:w="120"/>
             </w:tcMar>
           </w:tcPr>
@@ -348,20 +544,424 @@
               <w:right w:val="single" w:color="CCCCCC" w:sz="1"/>
             </w:tcBorders>
             <w:tcMar>
-              <w:top w:type="dxa" w:w="60"/>
+              <w:top w:type="dxa" w:w="80"/>
               <w:left w:type="dxa" w:w="120"/>
-              <w:bottom w:type="dxa" w:w="60"/>
+              <w:bottom w:type="dxa" w:w="80"/>
               <w:right w:type="dxa" w:w="120"/>
             </w:tcMar>
           </w:tcPr>
           <w:p>
-            <w:r>
-              <w:rPr>
-                <w:rFonts w:ascii="Arial" w:cs="Arial" w:eastAsia="Arial" w:hAnsi="Arial"/>
-                <w:sz w:val="20"/>
-                <w:szCs w:val="20"/>
-              </w:rPr>
-              <w:t xml:space="preserve">Mini Lesson: Working with Money — Rounding, Formatting Currency</w:t>
+            <w:pPr>
+              <w:spacing w:after="80" w:before="80"/>
+            </w:pPr>
+            <w:r>
+              <w:rPr>
+                <w:rFonts w:ascii="Arial" w:cs="Arial" w:eastAsia="Arial" w:hAnsi="Arial"/>
+                <w:b/>
+                <w:bCs/>
+                <w:i w:val="false"/>
+                <w:iCs w:val="false"/>
+                <w:color w:val="000000"/>
+                <w:sz w:val="22"/>
+                <w:szCs w:val="22"/>
+              </w:rPr>
+              <w:t xml:space="preserve">Mini Lesson: </w:t>
+            </w:r>
+            <w:r>
+              <w:rPr>
+                <w:rFonts w:ascii="Arial" w:cs="Arial" w:eastAsia="Arial" w:hAnsi="Arial"/>
+                <w:b w:val="false"/>
+                <w:bCs w:val="false"/>
+                <w:i w:val="false"/>
+                <w:iCs w:val="false"/>
+                <w:color w:val="000000"/>
+                <w:sz w:val="22"/>
+                <w:szCs w:val="22"/>
+              </w:rPr>
+              <w:t xml:space="preserve">Working with Money — Rounding, Formatting Currency</w:t>
+            </w:r>
+            <w:r>
+              <w:rPr>
+                <w:rFonts w:ascii="Arial" w:cs="Arial" w:eastAsia="Arial" w:hAnsi="Arial"/>
+                <w:sz w:val="20"/>
+                <w:szCs w:val="20"/>
+              </w:rPr>
+              <w:br/>
+              <w:t xml:space="preserve"/>
+            </w:r>
+            <w:r>
+              <w:rPr>
+                <w:rFonts w:ascii="Arial" w:cs="Arial" w:eastAsia="Arial" w:hAnsi="Arial"/>
+                <w:sz w:val="20"/>
+                <w:szCs w:val="20"/>
+              </w:rPr>
+              <w:br/>
+              <w:t xml:space="preserve"/>
+            </w:r>
+            <w:r>
+              <w:rPr>
+                <w:rFonts w:ascii="Arial" w:cs="Arial" w:eastAsia="Arial" w:hAnsi="Arial"/>
+                <w:b/>
+                <w:bCs/>
+                <w:i/>
+                <w:iCs/>
+                <w:color w:val="000000"/>
+                <w:sz w:val="20"/>
+                <w:szCs w:val="20"/>
+              </w:rPr>
+              <w:t xml:space="preserve">Learning Target: </w:t>
+            </w:r>
+            <w:r>
+              <w:rPr>
+                <w:rFonts w:ascii="Arial" w:cs="Arial" w:eastAsia="Arial" w:hAnsi="Arial"/>
+                <w:b w:val="false"/>
+                <w:bCs w:val="false"/>
+                <w:i/>
+                <w:iCs/>
+                <w:color w:val="333333"/>
+                <w:sz w:val="20"/>
+                <w:szCs w:val="20"/>
+              </w:rPr>
+              <w:t xml:space="preserve">I can handle monetary calculations accurately with proper rounding and professional formatting.</w:t>
+            </w:r>
+            <w:r>
+              <w:rPr>
+                <w:rFonts w:ascii="Arial" w:cs="Arial" w:eastAsia="Arial" w:hAnsi="Arial"/>
+                <w:sz w:val="20"/>
+                <w:szCs w:val="20"/>
+              </w:rPr>
+              <w:br/>
+              <w:t xml:space="preserve"/>
+            </w:r>
+            <w:r>
+              <w:rPr>
+                <w:rFonts w:ascii="Arial" w:cs="Arial" w:eastAsia="Arial" w:hAnsi="Arial"/>
+                <w:sz w:val="20"/>
+                <w:szCs w:val="20"/>
+              </w:rPr>
+              <w:br/>
+              <w:t xml:space="preserve"/>
+            </w:r>
+            <w:r>
+              <w:rPr>
+                <w:rFonts w:ascii="Arial" w:cs="Arial" w:eastAsia="Arial" w:hAnsi="Arial"/>
+                <w:b w:val="false"/>
+                <w:bCs w:val="false"/>
+                <w:i w:val="false"/>
+                <w:iCs w:val="false"/>
+                <w:color w:val="000000"/>
+                <w:sz w:val="20"/>
+                <w:szCs w:val="20"/>
+              </w:rPr>
+              <w:t xml:space="preserve">Money and floating-point precision: Computers can't represent decimals perfectly. This can cause issues when working with money. For example, 0.1 + 0.2 doesn't equal exactly 0.3 in a computer.</w:t>
+            </w:r>
+            <w:r>
+              <w:rPr>
+                <w:rFonts w:ascii="Arial" w:cs="Arial" w:eastAsia="Arial" w:hAnsi="Arial"/>
+                <w:sz w:val="20"/>
+                <w:szCs w:val="20"/>
+              </w:rPr>
+              <w:br/>
+              <w:t xml:space="preserve"/>
+            </w:r>
+            <w:r>
+              <w:rPr>
+                <w:rFonts w:ascii="Arial" w:cs="Arial" w:eastAsia="Arial" w:hAnsi="Arial"/>
+                <w:b w:val="false"/>
+                <w:bCs w:val="false"/>
+                <w:i w:val="false"/>
+                <w:iCs w:val="false"/>
+                <w:color w:val="000000"/>
+                <w:sz w:val="20"/>
+                <w:szCs w:val="20"/>
+              </w:rPr>
+              <w:t xml:space="preserve">Rounding for money: Always round monetary amounts to 2 decimal places using round(value, 2).</w:t>
+            </w:r>
+            <w:r>
+              <w:rPr>
+                <w:rFonts w:ascii="Arial" w:cs="Arial" w:eastAsia="Arial" w:hAnsi="Arial"/>
+                <w:sz w:val="20"/>
+                <w:szCs w:val="20"/>
+              </w:rPr>
+              <w:br/>
+              <w:t xml:space="preserve"/>
+            </w:r>
+            <w:r>
+              <w:rPr>
+                <w:rFonts w:ascii="Arial" w:cs="Arial" w:eastAsia="Arial" w:hAnsi="Arial"/>
+                <w:sz w:val="20"/>
+                <w:szCs w:val="20"/>
+              </w:rPr>
+              <w:br/>
+              <w:t xml:space="preserve"/>
+            </w:r>
+            <w:r>
+              <w:rPr>
+                <w:rFonts w:ascii="Arial" w:cs="Arial" w:eastAsia="Arial" w:hAnsi="Arial"/>
+                <w:b/>
+                <w:bCs/>
+                <w:i w:val="false"/>
+                <w:iCs w:val="false"/>
+                <w:color w:val="000000"/>
+                <w:sz w:val="20"/>
+                <w:szCs w:val="20"/>
+              </w:rPr>
+              <w:t xml:space="preserve">Key Concepts:</w:t>
+            </w:r>
+            <w:r>
+              <w:rPr>
+                <w:rFonts w:ascii="Arial" w:cs="Arial" w:eastAsia="Arial" w:hAnsi="Arial"/>
+                <w:sz w:val="20"/>
+                <w:szCs w:val="20"/>
+              </w:rPr>
+              <w:br/>
+              <w:t xml:space="preserve"/>
+            </w:r>
+            <w:r>
+              <w:rPr>
+                <w:rFonts w:ascii="Arial" w:cs="Arial" w:eastAsia="Arial" w:hAnsi="Arial"/>
+                <w:b w:val="false"/>
+                <w:bCs w:val="false"/>
+                <w:i w:val="false"/>
+                <w:iCs w:val="false"/>
+                <w:color w:val="000000"/>
+                <w:sz w:val="20"/>
+                <w:szCs w:val="20"/>
+              </w:rPr>
+              <w:t xml:space="preserve">    • A dollar sign: $</w:t>
+            </w:r>
+            <w:r>
+              <w:rPr>
+                <w:rFonts w:ascii="Arial" w:cs="Arial" w:eastAsia="Arial" w:hAnsi="Arial"/>
+                <w:sz w:val="20"/>
+                <w:szCs w:val="20"/>
+              </w:rPr>
+              <w:br/>
+              <w:t xml:space="preserve"/>
+            </w:r>
+            <w:r>
+              <w:rPr>
+                <w:rFonts w:ascii="Arial" w:cs="Arial" w:eastAsia="Arial" w:hAnsi="Arial"/>
+                <w:b w:val="false"/>
+                <w:bCs w:val="false"/>
+                <w:i w:val="false"/>
+                <w:iCs w:val="false"/>
+                <w:color w:val="000000"/>
+                <w:sz w:val="20"/>
+                <w:szCs w:val="20"/>
+              </w:rPr>
+              <w:t xml:space="preserve">    • Exactly 2 decimal places: :.2f</w:t>
+            </w:r>
+            <w:r>
+              <w:rPr>
+                <w:rFonts w:ascii="Arial" w:cs="Arial" w:eastAsia="Arial" w:hAnsi="Arial"/>
+                <w:sz w:val="20"/>
+                <w:szCs w:val="20"/>
+              </w:rPr>
+              <w:br/>
+              <w:t xml:space="preserve"/>
+            </w:r>
+            <w:r>
+              <w:rPr>
+                <w:rFonts w:ascii="Arial" w:cs="Arial" w:eastAsia="Arial" w:hAnsi="Arial"/>
+                <w:b w:val="false"/>
+                <w:bCs w:val="false"/>
+                <w:i w:val="false"/>
+                <w:iCs w:val="false"/>
+                <w:color w:val="000000"/>
+                <w:sz w:val="20"/>
+                <w:szCs w:val="20"/>
+              </w:rPr>
+              <w:t xml:space="preserve">    • Thousands separator (optional but professional): ,</w:t>
+            </w:r>
+            <w:r>
+              <w:rPr>
+                <w:rFonts w:ascii="Arial" w:cs="Arial" w:eastAsia="Arial" w:hAnsi="Arial"/>
+                <w:sz w:val="20"/>
+                <w:szCs w:val="20"/>
+              </w:rPr>
+              <w:br/>
+              <w:t xml:space="preserve"/>
+            </w:r>
+            <w:r>
+              <w:rPr>
+                <w:rFonts w:ascii="Arial" w:cs="Arial" w:eastAsia="Arial" w:hAnsi="Arial"/>
+                <w:b w:val="false"/>
+                <w:bCs w:val="false"/>
+                <w:i w:val="false"/>
+                <w:iCs w:val="false"/>
+                <w:color w:val="000000"/>
+                <w:sz w:val="20"/>
+                <w:szCs w:val="20"/>
+              </w:rPr>
+              <w:t xml:space="preserve">    • Sales tax: new_total = original + (original * tax_rate)</w:t>
+            </w:r>
+            <w:r>
+              <w:rPr>
+                <w:rFonts w:ascii="Arial" w:cs="Arial" w:eastAsia="Arial" w:hAnsi="Arial"/>
+                <w:sz w:val="20"/>
+                <w:szCs w:val="20"/>
+              </w:rPr>
+              <w:br/>
+              <w:t xml:space="preserve"/>
+            </w:r>
+            <w:r>
+              <w:rPr>
+                <w:rFonts w:ascii="Arial" w:cs="Arial" w:eastAsia="Arial" w:hAnsi="Arial"/>
+                <w:b w:val="false"/>
+                <w:bCs w:val="false"/>
+                <w:i w:val="false"/>
+                <w:iCs w:val="false"/>
+                <w:color w:val="000000"/>
+                <w:sz w:val="20"/>
+                <w:szCs w:val="20"/>
+              </w:rPr>
+              <w:t xml:space="preserve">    • Discount: new_total = original - (original * discount_rate)</w:t>
+            </w:r>
+            <w:r>
+              <w:rPr>
+                <w:rFonts w:ascii="Arial" w:cs="Arial" w:eastAsia="Arial" w:hAnsi="Arial"/>
+                <w:sz w:val="20"/>
+                <w:szCs w:val="20"/>
+              </w:rPr>
+              <w:br/>
+              <w:t xml:space="preserve"/>
+            </w:r>
+            <w:r>
+              <w:rPr>
+                <w:rFonts w:ascii="Arial" w:cs="Arial" w:eastAsia="Arial" w:hAnsi="Arial"/>
+                <w:b w:val="false"/>
+                <w:bCs w:val="false"/>
+                <w:i w:val="false"/>
+                <w:iCs w:val="false"/>
+                <w:color w:val="000000"/>
+                <w:sz w:val="20"/>
+                <w:szCs w:val="20"/>
+              </w:rPr>
+              <w:t xml:space="preserve">    • Both: new_total = original * (1 + tax_rate) - discount</w:t>
+            </w:r>
+            <w:r>
+              <w:rPr>
+                <w:rFonts w:ascii="Arial" w:cs="Arial" w:eastAsia="Arial" w:hAnsi="Arial"/>
+                <w:sz w:val="20"/>
+                <w:szCs w:val="20"/>
+              </w:rPr>
+              <w:br/>
+              <w:t xml:space="preserve"/>
+            </w:r>
+            <w:r>
+              <w:rPr>
+                <w:rFonts w:ascii="Arial" w:cs="Arial" w:eastAsia="Arial" w:hAnsi="Arial"/>
+                <w:sz w:val="20"/>
+                <w:szCs w:val="20"/>
+              </w:rPr>
+              <w:br/>
+              <w:t xml:space="preserve"/>
+            </w:r>
+            <w:r>
+              <w:rPr>
+                <w:rFonts w:ascii="Arial" w:cs="Arial" w:eastAsia="Arial" w:hAnsi="Arial"/>
+                <w:b/>
+                <w:bCs/>
+                <w:i w:val="false"/>
+                <w:iCs w:val="false"/>
+                <w:color w:val="000000"/>
+                <w:sz w:val="20"/>
+                <w:szCs w:val="20"/>
+              </w:rPr>
+              <w:t xml:space="preserve">Vocabulary: </w:t>
+            </w:r>
+            <w:r>
+              <w:rPr>
+                <w:rFonts w:ascii="Arial" w:cs="Arial" w:eastAsia="Arial" w:hAnsi="Arial"/>
+                <w:b w:val="false"/>
+                <w:bCs w:val="false"/>
+                <w:i w:val="false"/>
+                <w:iCs w:val="false"/>
+                <w:color w:val="000000"/>
+                <w:sz w:val="20"/>
+                <w:szCs w:val="20"/>
+              </w:rPr>
+              <w:t xml:space="preserve">Money and floating-point precision, Rounding for money, Professional currency formatting, Currency calculations pattern, Sales tax and discounts</w:t>
+            </w:r>
+            <w:r>
+              <w:rPr>
+                <w:rFonts w:ascii="Arial" w:cs="Arial" w:eastAsia="Arial" w:hAnsi="Arial"/>
+                <w:sz w:val="20"/>
+                <w:szCs w:val="20"/>
+              </w:rPr>
+              <w:br/>
+              <w:t xml:space="preserve"/>
+            </w:r>
+            <w:r>
+              <w:rPr>
+                <w:rFonts w:ascii="Arial" w:cs="Arial" w:eastAsia="Arial" w:hAnsi="Arial"/>
+                <w:sz w:val="20"/>
+                <w:szCs w:val="20"/>
+              </w:rPr>
+              <w:br/>
+              <w:t xml:space="preserve"/>
+            </w:r>
+            <w:r>
+              <w:rPr>
+                <w:rFonts w:ascii="Arial" w:cs="Arial" w:eastAsia="Arial" w:hAnsi="Arial"/>
+                <w:b/>
+                <w:bCs/>
+                <w:i/>
+                <w:iCs/>
+                <w:color w:val="555555"/>
+                <w:sz w:val="20"/>
+                <w:szCs w:val="20"/>
+              </w:rPr>
+              <w:t xml:space="preserve">→ Live Demo — </w:t>
+            </w:r>
+            <w:r>
+              <w:rPr>
+                <w:rFonts w:ascii="Arial" w:cs="Arial" w:eastAsia="Arial" w:hAnsi="Arial"/>
+                <w:b w:val="false"/>
+                <w:bCs w:val="false"/>
+                <w:i/>
+                <w:iCs/>
+                <w:color w:val="555555"/>
+                <w:sz w:val="20"/>
+                <w:szCs w:val="20"/>
+              </w:rPr>
+              <w:t xml:space="preserve">type examples as students follow along in their own editor.</w:t>
+            </w:r>
+            <w:r>
+              <w:rPr>
+                <w:rFonts w:ascii="Arial" w:cs="Arial" w:eastAsia="Arial" w:hAnsi="Arial"/>
+                <w:sz w:val="20"/>
+                <w:szCs w:val="20"/>
+              </w:rPr>
+              <w:br/>
+              <w:t xml:space="preserve"/>
+            </w:r>
+            <w:r>
+              <w:rPr>
+                <w:rFonts w:ascii="Arial" w:cs="Arial" w:eastAsia="Arial" w:hAnsi="Arial"/>
+                <w:b/>
+                <w:bCs/>
+                <w:i/>
+                <w:iCs/>
+                <w:color w:val="555555"/>
+                <w:sz w:val="20"/>
+                <w:szCs w:val="20"/>
+              </w:rPr>
+              <w:t xml:space="preserve">→ Check for Understanding: </w:t>
+            </w:r>
+            <w:r>
+              <w:rPr>
+                <w:rFonts w:ascii="Arial" w:cs="Arial" w:eastAsia="Arial" w:hAnsi="Arial"/>
+                <w:b w:val="false"/>
+                <w:bCs w:val="false"/>
+                <w:i/>
+                <w:iCs/>
+                <w:color w:val="555555"/>
+                <w:sz w:val="20"/>
+                <w:szCs w:val="20"/>
+              </w:rPr>
+              <w:t xml:space="preserve">pause and cold-call: “Can someone explain what we just did in their own words?”</w:t>
             </w:r>
           </w:p>
         </w:tc>
@@ -377,9 +977,9 @@
               <w:right w:val="single" w:color="CCCCCC" w:sz="1"/>
             </w:tcBorders>
             <w:tcMar>
-              <w:top w:type="dxa" w:w="60"/>
+              <w:top w:type="dxa" w:w="80"/>
               <w:left w:type="dxa" w:w="120"/>
-              <w:bottom w:type="dxa" w:w="60"/>
+              <w:bottom w:type="dxa" w:w="80"/>
               <w:right w:type="dxa" w:w="120"/>
             </w:tcMar>
           </w:tcPr>
@@ -406,20 +1006,90 @@
               <w:right w:val="single" w:color="CCCCCC" w:sz="1"/>
             </w:tcBorders>
             <w:tcMar>
-              <w:top w:type="dxa" w:w="60"/>
+              <w:top w:type="dxa" w:w="80"/>
               <w:left w:type="dxa" w:w="120"/>
-              <w:bottom w:type="dxa" w:w="60"/>
+              <w:bottom w:type="dxa" w:w="80"/>
               <w:right w:type="dxa" w:w="120"/>
             </w:tcMar>
           </w:tcPr>
           <w:p>
-            <w:r>
-              <w:rPr>
-                <w:rFonts w:ascii="Arial" w:cs="Arial" w:eastAsia="Arial" w:hAnsi="Arial"/>
-                <w:sz w:val="20"/>
-                <w:szCs w:val="20"/>
+            <w:pPr>
+              <w:spacing w:after="80" w:before="80"/>
+            </w:pPr>
+            <w:r>
+              <w:rPr>
+                <w:rFonts w:ascii="Arial" w:cs="Arial" w:eastAsia="Arial" w:hAnsi="Arial"/>
+                <w:b/>
+                <w:bCs/>
+                <w:i w:val="false"/>
+                <w:iCs w:val="false"/>
+                <w:color w:val="000000"/>
+                <w:sz w:val="22"/>
+                <w:szCs w:val="22"/>
               </w:rPr>
               <w:t xml:space="preserve">Guided Practice</w:t>
+            </w:r>
+            <w:r>
+              <w:rPr>
+                <w:rFonts w:ascii="Arial" w:cs="Arial" w:eastAsia="Arial" w:hAnsi="Arial"/>
+                <w:sz w:val="20"/>
+                <w:szCs w:val="20"/>
+              </w:rPr>
+              <w:br/>
+              <w:t xml:space="preserve"/>
+            </w:r>
+            <w:r>
+              <w:rPr>
+                <w:rFonts w:ascii="Arial" w:cs="Arial" w:eastAsia="Arial" w:hAnsi="Arial"/>
+                <w:sz w:val="20"/>
+                <w:szCs w:val="20"/>
+              </w:rPr>
+              <w:br/>
+              <w:t xml:space="preserve"/>
+            </w:r>
+            <w:r>
+              <w:rPr>
+                <w:rFonts w:ascii="Arial" w:cs="Arial" w:eastAsia="Arial" w:hAnsi="Arial"/>
+                <w:b w:val="false"/>
+                <w:bCs w:val="false"/>
+                <w:i w:val="false"/>
+                <w:iCs w:val="false"/>
+                <w:color w:val="000000"/>
+                <w:sz w:val="20"/>
+                <w:szCs w:val="20"/>
+              </w:rPr>
+              <w:t xml:space="preserve">1. Create a receipt for 3 items with prices</w:t>
+            </w:r>
+            <w:r>
+              <w:rPr>
+                <w:rFonts w:ascii="Arial" w:cs="Arial" w:eastAsia="Arial" w:hAnsi="Arial"/>
+                <w:sz w:val="20"/>
+                <w:szCs w:val="20"/>
+              </w:rPr>
+              <w:br/>
+              <w:t xml:space="preserve"/>
+            </w:r>
+            <w:r>
+              <w:rPr>
+                <w:rFonts w:ascii="Arial" w:cs="Arial" w:eastAsia="Arial" w:hAnsi="Arial"/>
+                <w:sz w:val="20"/>
+                <w:szCs w:val="20"/>
+              </w:rPr>
+              <w:br/>
+              <w:t xml:space="preserve"/>
+            </w:r>
+            <w:r>
+              <w:rPr>
+                <w:rFonts w:ascii="Arial" w:cs="Arial" w:eastAsia="Arial" w:hAnsi="Arial"/>
+                <w:b w:val="false"/>
+                <w:bCs w:val="false"/>
+                <w:i/>
+                <w:iCs/>
+                <w:color w:val="555555"/>
+                <w:sz w:val="20"/>
+                <w:szCs w:val="20"/>
+              </w:rPr>
+              <w:t xml:space="preserve">→ Teacher models — students try alongside, then compare results.</w:t>
             </w:r>
           </w:p>
         </w:tc>
@@ -435,9 +1105,9 @@
               <w:right w:val="single" w:color="CCCCCC" w:sz="1"/>
             </w:tcBorders>
             <w:tcMar>
-              <w:top w:type="dxa" w:w="60"/>
+              <w:top w:type="dxa" w:w="80"/>
               <w:left w:type="dxa" w:w="120"/>
-              <w:bottom w:type="dxa" w:w="60"/>
+              <w:bottom w:type="dxa" w:w="80"/>
               <w:right w:type="dxa" w:w="120"/>
             </w:tcMar>
           </w:tcPr>
@@ -450,7 +1120,7 @@
                 <w:sz w:val="20"/>
                 <w:szCs w:val="20"/>
               </w:rPr>
-              <w:t xml:space="preserve">15-20 min</w:t>
+              <w:t xml:space="preserve">15–20 min</w:t>
             </w:r>
           </w:p>
         </w:tc>
@@ -464,20 +1134,164 @@
               <w:right w:val="single" w:color="CCCCCC" w:sz="1"/>
             </w:tcBorders>
             <w:tcMar>
-              <w:top w:type="dxa" w:w="60"/>
+              <w:top w:type="dxa" w:w="80"/>
               <w:left w:type="dxa" w:w="120"/>
-              <w:bottom w:type="dxa" w:w="60"/>
+              <w:bottom w:type="dxa" w:w="80"/>
               <w:right w:type="dxa" w:w="120"/>
             </w:tcMar>
           </w:tcPr>
           <w:p>
-            <w:r>
-              <w:rPr>
-                <w:rFonts w:ascii="Arial" w:cs="Arial" w:eastAsia="Arial" w:hAnsi="Arial"/>
-                <w:sz w:val="20"/>
-                <w:szCs w:val="20"/>
+            <w:pPr>
+              <w:spacing w:after="80" w:before="80"/>
+            </w:pPr>
+            <w:r>
+              <w:rPr>
+                <w:rFonts w:ascii="Arial" w:cs="Arial" w:eastAsia="Arial" w:hAnsi="Arial"/>
+                <w:b/>
+                <w:bCs/>
+                <w:i w:val="false"/>
+                <w:iCs w:val="false"/>
+                <w:color w:val="000000"/>
+                <w:sz w:val="22"/>
+                <w:szCs w:val="22"/>
               </w:rPr>
               <w:t xml:space="preserve">Independent Practice / Code Along</w:t>
+            </w:r>
+            <w:r>
+              <w:rPr>
+                <w:rFonts w:ascii="Arial" w:cs="Arial" w:eastAsia="Arial" w:hAnsi="Arial"/>
+                <w:sz w:val="20"/>
+                <w:szCs w:val="20"/>
+              </w:rPr>
+              <w:br/>
+              <w:t xml:space="preserve"/>
+            </w:r>
+            <w:r>
+              <w:rPr>
+                <w:rFonts w:ascii="Arial" w:cs="Arial" w:eastAsia="Arial" w:hAnsi="Arial"/>
+                <w:b/>
+                <w:bCs/>
+                <w:i w:val="false"/>
+                <w:iCs w:val="false"/>
+                <w:color w:val="000000"/>
+                <w:sz w:val="20"/>
+                <w:szCs w:val="20"/>
+              </w:rPr>
+              <w:t xml:space="preserve">    Beginner: </w:t>
+            </w:r>
+            <w:r>
+              <w:rPr>
+                <w:rFonts w:ascii="Arial" w:cs="Arial" w:eastAsia="Arial" w:hAnsi="Arial"/>
+                <w:b w:val="false"/>
+                <w:bCs w:val="false"/>
+                <w:i w:val="false"/>
+                <w:iCs w:val="false"/>
+                <w:color w:val="000000"/>
+                <w:sz w:val="20"/>
+                <w:szCs w:val="20"/>
+              </w:rPr>
+              <w:t xml:space="preserve">Format these amounts as currency with 2 decimals and thousands separator: - 9.5 - 100.1 - 1234.56 - 0.99</w:t>
+            </w:r>
+            <w:r>
+              <w:rPr>
+                <w:rFonts w:ascii="Arial" w:cs="Arial" w:eastAsia="Arial" w:hAnsi="Arial"/>
+                <w:sz w:val="20"/>
+                <w:szCs w:val="20"/>
+              </w:rPr>
+              <w:br/>
+              <w:t xml:space="preserve"/>
+            </w:r>
+            <w:r>
+              <w:rPr>
+                <w:rFonts w:ascii="Arial" w:cs="Arial" w:eastAsia="Arial" w:hAnsi="Arial"/>
+                <w:b/>
+                <w:bCs/>
+                <w:i w:val="false"/>
+                <w:iCs w:val="false"/>
+                <w:color w:val="000000"/>
+                <w:sz w:val="20"/>
+                <w:szCs w:val="20"/>
+              </w:rPr>
+              <w:t xml:space="preserve">    Intermediate: </w:t>
+            </w:r>
+            <w:r>
+              <w:rPr>
+                <w:rFonts w:ascii="Arial" w:cs="Arial" w:eastAsia="Arial" w:hAnsi="Arial"/>
+                <w:b w:val="false"/>
+                <w:bCs w:val="false"/>
+                <w:i w:val="false"/>
+                <w:iCs w:val="false"/>
+                <w:color w:val="000000"/>
+                <w:sz w:val="20"/>
+                <w:szCs w:val="20"/>
+              </w:rPr>
+              <w:t xml:space="preserve">Create a shopping cart: - Ask for 3 item prices - Calculate subtotal - Ask for tax rate percentage - Calculate total with tax - Round proper…</w:t>
+            </w:r>
+            <w:r>
+              <w:rPr>
+                <w:rFonts w:ascii="Arial" w:cs="Arial" w:eastAsia="Arial" w:hAnsi="Arial"/>
+                <w:sz w:val="20"/>
+                <w:szCs w:val="20"/>
+              </w:rPr>
+              <w:br/>
+              <w:t xml:space="preserve"/>
+            </w:r>
+            <w:r>
+              <w:rPr>
+                <w:rFonts w:ascii="Arial" w:cs="Arial" w:eastAsia="Arial" w:hAnsi="Arial"/>
+                <w:b/>
+                <w:bCs/>
+                <w:i w:val="false"/>
+                <w:iCs w:val="false"/>
+                <w:color w:val="000000"/>
+                <w:sz w:val="20"/>
+                <w:szCs w:val="20"/>
+              </w:rPr>
+              <w:t xml:space="preserve">    Challenge: </w:t>
+            </w:r>
+            <w:r>
+              <w:rPr>
+                <w:rFonts w:ascii="Arial" w:cs="Arial" w:eastAsia="Arial" w:hAnsi="Arial"/>
+                <w:b w:val="false"/>
+                <w:bCs w:val="false"/>
+                <w:i w:val="false"/>
+                <w:iCs w:val="false"/>
+                <w:color w:val="000000"/>
+                <w:sz w:val="20"/>
+                <w:szCs w:val="20"/>
+              </w:rPr>
+              <w:t xml:space="preserve">Create a restaurant bill calculator: - Ask for meal subtotal - Ask for tax rate (often shown as % like 7%) - Calculate tax - Ask for tip per…</w:t>
+            </w:r>
+            <w:r>
+              <w:rPr>
+                <w:rFonts w:ascii="Arial" w:cs="Arial" w:eastAsia="Arial" w:hAnsi="Arial"/>
+                <w:sz w:val="20"/>
+                <w:szCs w:val="20"/>
+              </w:rPr>
+              <w:br/>
+              <w:t xml:space="preserve"/>
+            </w:r>
+            <w:r>
+              <w:rPr>
+                <w:rFonts w:ascii="Arial" w:cs="Arial" w:eastAsia="Arial" w:hAnsi="Arial"/>
+                <w:sz w:val="20"/>
+                <w:szCs w:val="20"/>
+              </w:rPr>
+              <w:br/>
+              <w:t xml:space="preserve"/>
+            </w:r>
+            <w:r>
+              <w:rPr>
+                <w:rFonts w:ascii="Arial" w:cs="Arial" w:eastAsia="Arial" w:hAnsi="Arial"/>
+                <w:b w:val="false"/>
+                <w:bCs w:val="false"/>
+                <w:i/>
+                <w:iCs/>
+                <w:color w:val="555555"/>
+                <w:sz w:val="20"/>
+                <w:szCs w:val="20"/>
+              </w:rPr>
+              <w:t xml:space="preserve">→ Teacher circulates — offer hints, check for understanding.</w:t>
             </w:r>
           </w:p>
         </w:tc>
@@ -493,9 +1307,9 @@
               <w:right w:val="single" w:color="CCCCCC" w:sz="1"/>
             </w:tcBorders>
             <w:tcMar>
-              <w:top w:type="dxa" w:w="60"/>
+              <w:top w:type="dxa" w:w="80"/>
               <w:left w:type="dxa" w:w="120"/>
-              <w:bottom w:type="dxa" w:w="60"/>
+              <w:bottom w:type="dxa" w:w="80"/>
               <w:right w:type="dxa" w:w="120"/>
             </w:tcMar>
           </w:tcPr>
@@ -522,20 +1336,90 @@
               <w:right w:val="single" w:color="CCCCCC" w:sz="1"/>
             </w:tcBorders>
             <w:tcMar>
-              <w:top w:type="dxa" w:w="60"/>
+              <w:top w:type="dxa" w:w="80"/>
               <w:left w:type="dxa" w:w="120"/>
-              <w:bottom w:type="dxa" w:w="60"/>
+              <w:bottom w:type="dxa" w:w="80"/>
               <w:right w:type="dxa" w:w="120"/>
             </w:tcMar>
           </w:tcPr>
           <w:p>
-            <w:r>
-              <w:rPr>
-                <w:rFonts w:ascii="Arial" w:cs="Arial" w:eastAsia="Arial" w:hAnsi="Arial"/>
-                <w:sz w:val="20"/>
-                <w:szCs w:val="20"/>
+            <w:pPr>
+              <w:spacing w:after="80" w:before="80"/>
+            </w:pPr>
+            <w:r>
+              <w:rPr>
+                <w:rFonts w:ascii="Arial" w:cs="Arial" w:eastAsia="Arial" w:hAnsi="Arial"/>
+                <w:b/>
+                <w:bCs/>
+                <w:i w:val="false"/>
+                <w:iCs w:val="false"/>
+                <w:color w:val="000000"/>
+                <w:sz w:val="22"/>
+                <w:szCs w:val="22"/>
               </w:rPr>
               <w:t xml:space="preserve">Exit Ticket / Wrap-Up</w:t>
+            </w:r>
+            <w:r>
+              <w:rPr>
+                <w:rFonts w:ascii="Arial" w:cs="Arial" w:eastAsia="Arial" w:hAnsi="Arial"/>
+                <w:sz w:val="20"/>
+                <w:szCs w:val="20"/>
+              </w:rPr>
+              <w:br/>
+              <w:t xml:space="preserve"/>
+            </w:r>
+            <w:r>
+              <w:rPr>
+                <w:rFonts w:ascii="Arial" w:cs="Arial" w:eastAsia="Arial" w:hAnsi="Arial"/>
+                <w:sz w:val="20"/>
+                <w:szCs w:val="20"/>
+              </w:rPr>
+              <w:br/>
+              <w:t xml:space="preserve"/>
+            </w:r>
+            <w:r>
+              <w:rPr>
+                <w:rFonts w:ascii="Arial" w:cs="Arial" w:eastAsia="Arial" w:hAnsi="Arial"/>
+                <w:b w:val="false"/>
+                <w:bCs w:val="false"/>
+                <w:i w:val="false"/>
+                <w:iCs w:val="false"/>
+                <w:color w:val="000000"/>
+                <w:sz w:val="20"/>
+                <w:szCs w:val="20"/>
+              </w:rPr>
+              <w:t xml:space="preserve">Quick Check: Handle monetary calculations accurately with proper rounding and professional formatting?</w:t>
+            </w:r>
+            <w:r>
+              <w:rPr>
+                <w:rFonts w:ascii="Arial" w:cs="Arial" w:eastAsia="Arial" w:hAnsi="Arial"/>
+                <w:sz w:val="20"/>
+                <w:szCs w:val="20"/>
+              </w:rPr>
+              <w:br/>
+              <w:t xml:space="preserve"/>
+            </w:r>
+            <w:r>
+              <w:rPr>
+                <w:rFonts w:ascii="Arial" w:cs="Arial" w:eastAsia="Arial" w:hAnsi="Arial"/>
+                <w:sz w:val="20"/>
+                <w:szCs w:val="20"/>
+              </w:rPr>
+              <w:br/>
+              <w:t xml:space="preserve"/>
+            </w:r>
+            <w:r>
+              <w:rPr>
+                <w:rFonts w:ascii="Arial" w:cs="Arial" w:eastAsia="Arial" w:hAnsi="Arial"/>
+                <w:b w:val="false"/>
+                <w:bCs w:val="false"/>
+                <w:i/>
+                <w:iCs/>
+                <w:color w:val="555555"/>
+                <w:sz w:val="20"/>
+                <w:szCs w:val="20"/>
+              </w:rPr>
+              <w:t xml:space="preserve">→ 3–2–1: Name 3 things learned, 2 new vocab words, 1 question you still have.</w:t>
             </w:r>
           </w:p>
         </w:tc>
@@ -868,19 +1752,6 @@
                 <w:sz w:val="18"/>
                 <w:szCs w:val="18"/>
               </w:rPr>
-              <w:t xml:space="preserve"># Rounding for currency</w:t>
-            </w:r>
-          </w:p>
-          <w:p>
-            <w:pPr>
-              <w:spacing w:after="20"/>
-            </w:pPr>
-            <w:r>
-              <w:rPr>
-                <w:rFonts w:ascii="Courier New" w:cs="Courier New" w:eastAsia="Courier New" w:hAnsi="Courier New"/>
-                <w:sz w:val="18"/>
-                <w:szCs w:val="18"/>
-              </w:rPr>
               <w:t xml:space="preserve">price = 9.567</w:t>
             </w:r>
           </w:p>
@@ -933,7 +1804,7 @@
                 <w:sz w:val="18"/>
                 <w:szCs w:val="18"/>
               </w:rPr>
-              <w:t xml:space="preserve"># Basic formatting</w:t>
+              <w:t xml:space="preserve"> </w:t>
             </w:r>
           </w:p>
           <w:p>
@@ -985,7 +1856,7 @@
                 <w:sz w:val="18"/>
                 <w:szCs w:val="18"/>
               </w:rPr>
-              <w:t xml:space="preserve"># With thousands separator</w:t>
+              <w:t xml:space="preserve"> </w:t>
             </w:r>
           </w:p>
           <w:p>
@@ -1037,7 +1908,7 @@
                 <w:sz w:val="18"/>
                 <w:szCs w:val="18"/>
               </w:rPr>
-              <w:t xml:space="preserve"># Sales tax calculation</w:t>
+              <w:t xml:space="preserve"> </w:t>
             </w:r>
           </w:p>
           <w:p>
@@ -1167,7 +2038,7 @@
                 <w:sz w:val="18"/>
                 <w:szCs w:val="18"/>
               </w:rPr>
-              <w:t xml:space="preserve"># Discount calculation</w:t>
+              <w:t xml:space="preserve"> </w:t>
             </w:r>
           </w:p>
           <w:p>
@@ -1297,7 +2168,7 @@
                 <w:sz w:val="18"/>
                 <w:szCs w:val="18"/>
               </w:rPr>
-              <w:t xml:space="preserve"># Receipt with multiple items</w:t>
+              <w:t xml:space="preserve"> </w:t>
             </w:r>
           </w:p>
           <w:p>
@@ -1479,7 +2350,7 @@
                 <w:sz w:val="18"/>
                 <w:szCs w:val="18"/>
               </w:rPr>
-              <w:t xml:space="preserve"># Tip calculation</w:t>
+              <w:t xml:space="preserve"> </w:t>
             </w:r>
           </w:p>
           <w:p>
@@ -1743,19 +2614,6 @@
                 <w:sz w:val="18"/>
                 <w:szCs w:val="18"/>
               </w:rPr>
-              <w:t xml:space="preserve"># Problem 1 Example</w:t>
-            </w:r>
-          </w:p>
-          <w:p>
-            <w:pPr>
-              <w:spacing w:after="20"/>
-            </w:pPr>
-            <w:r>
-              <w:rPr>
-                <w:rFonts w:ascii="Courier New" w:cs="Courier New" w:eastAsia="Courier New" w:hAnsi="Courier New"/>
-                <w:sz w:val="18"/>
-                <w:szCs w:val="18"/>
-              </w:rPr>
               <w:t xml:space="preserve">amounts = [9.5, 100.1, 1234.56, 0.99]</w:t>
             </w:r>
           </w:p>
@@ -1808,7 +2666,7 @@
                 <w:sz w:val="18"/>
                 <w:szCs w:val="18"/>
               </w:rPr>
-              <w:t xml:space="preserve"># Problem 2 Example</w:t>
+              <w:t xml:space="preserve"> </w:t>
             </w:r>
           </w:p>
           <w:p>
@@ -2003,7 +2861,7 @@
                 <w:sz w:val="18"/>
                 <w:szCs w:val="18"/>
               </w:rPr>
-              <w:t xml:space="preserve"># Problem 3 Example</w:t>
+              <w:t xml:space="preserve"> </w:t>
             </w:r>
           </w:p>
           <w:p>

--- a/Coding 1 - year/Unit 2 - Variables, Data Types & Expressions/Daily Lesson Plans/Word/Day 38.docx
+++ b/Coding 1 - year/Unit 2 - Variables, Data Types & Expressions/Daily Lesson Plans/Word/Day 38.docx
@@ -380,7 +380,7 @@
                 <w:sz w:val="20"/>
                 <w:szCs w:val="20"/>
               </w:rPr>
-              <w:t xml:space="preserve">    In your own words: Handle monetary calculations accurately with proper rounding and professional formatting?</w:t>
+              <w:t xml:space="preserve">    Think about Working with Money — Rounding, Formatting Currency. Where might you use this in a real project, and why would it matter?</w:t>
             </w:r>
             <w:r>
               <w:rPr>
@@ -477,7 +477,7 @@
                 <w:sz w:val="20"/>
                 <w:szCs w:val="20"/>
               </w:rPr>
-              <w:t xml:space="preserve">Today's Goal: By the end of class you will be able to handle monetary calculations accurately with proper rounding and professional formatting.</w:t>
+              <w:t xml:space="preserve">Today’s Goal: By the end of class you will be able to handle monetary calculations accurately with proper rounding and professional formatting.</w:t>
             </w:r>
             <w:r>
               <w:rPr>
@@ -1388,7 +1388,7 @@
                 <w:sz w:val="20"/>
                 <w:szCs w:val="20"/>
               </w:rPr>
-              <w:t xml:space="preserve">Quick Check: Handle monetary calculations accurately with proper rounding and professional formatting?</w:t>
+              <w:t xml:space="preserve">What is one important thing you learned about Working with Money — Rounding, Formatting Currency today? How would you explain it to someone?</w:t>
             </w:r>
             <w:r>
               <w:rPr>

--- a/Coding 1 - year/Unit 2 - Variables, Data Types & Expressions/Daily Lesson Plans/Word/Day 38.docx
+++ b/Coding 1 - year/Unit 2 - Variables, Data Types & Expressions/Daily Lesson Plans/Word/Day 38.docx
@@ -794,7 +794,7 @@
                 <w:sz w:val="20"/>
                 <w:szCs w:val="20"/>
               </w:rPr>
-              <w:t xml:space="preserve">    • Sales tax: new_total = original + (original * tax_rate)</w:t>
+              <w:t xml:space="preserve">    • Do all calculations with full precision</w:t>
             </w:r>
             <w:r>
               <w:rPr>
@@ -816,7 +816,7 @@
                 <w:sz w:val="20"/>
                 <w:szCs w:val="20"/>
               </w:rPr>
-              <w:t xml:space="preserve">    • Discount: new_total = original - (original * discount_rate)</w:t>
+              <w:t xml:space="preserve">    • Round final results to 2 decimals</w:t>
             </w:r>
             <w:r>
               <w:rPr>
@@ -838,7 +838,51 @@
                 <w:sz w:val="20"/>
                 <w:szCs w:val="20"/>
               </w:rPr>
-              <w:t xml:space="preserve">    • Both: new_total = original * (1 + tax_rate) - discount</w:t>
+              <w:t xml:space="preserve">    • Display with professional formatting</w:t>
+            </w:r>
+            <w:r>
+              <w:rPr>
+                <w:rFonts w:ascii="Arial" w:cs="Arial" w:eastAsia="Arial" w:hAnsi="Arial"/>
+                <w:sz w:val="20"/>
+                <w:szCs w:val="20"/>
+              </w:rPr>
+              <w:br/>
+              <w:t xml:space="preserve"/>
+            </w:r>
+            <w:r>
+              <w:rPr>
+                <w:rFonts w:ascii="Arial" w:cs="Arial" w:eastAsia="Arial" w:hAnsi="Arial"/>
+                <w:b w:val="false"/>
+                <w:bCs w:val="false"/>
+                <w:i w:val="false"/>
+                <w:iCs w:val="false"/>
+                <w:color w:val="000000"/>
+                <w:sz w:val="20"/>
+                <w:szCs w:val="20"/>
+              </w:rPr>
+              <w:t xml:space="preserve">    • Sales tax: new_total = original + (original * tax_rate)</w:t>
+            </w:r>
+            <w:r>
+              <w:rPr>
+                <w:rFonts w:ascii="Arial" w:cs="Arial" w:eastAsia="Arial" w:hAnsi="Arial"/>
+                <w:sz w:val="20"/>
+                <w:szCs w:val="20"/>
+              </w:rPr>
+              <w:br/>
+              <w:t xml:space="preserve"/>
+            </w:r>
+            <w:r>
+              <w:rPr>
+                <w:rFonts w:ascii="Arial" w:cs="Arial" w:eastAsia="Arial" w:hAnsi="Arial"/>
+                <w:b w:val="false"/>
+                <w:bCs w:val="false"/>
+                <w:i w:val="false"/>
+                <w:iCs w:val="false"/>
+                <w:color w:val="000000"/>
+                <w:sz w:val="20"/>
+                <w:szCs w:val="20"/>
+              </w:rPr>
+              <w:t xml:space="preserve">    • Discount: new_total = original - (original * discount_rate)</w:t>
             </w:r>
             <w:r>
               <w:rPr>
